--- a/Machine Learning.docx
+++ b/Machine Learning.docx
@@ -514,6 +514,7 @@
           <w:szCs w:val="26"/>
         </w:rPr>
       </w:pPr>
+      <w:bookmarkStart w:id="0" w:name="_Hlk203038752"/>
       <w:r>
         <w:rPr>
           <w:rFonts w:ascii="Times New Roman" w:hAnsi="Times New Roman" w:cs="Times New Roman"/>
@@ -715,6 +716,7 @@
         <w:t>Chuẩn hóa dữ liệu để phân tích và so sánh</w:t>
       </w:r>
     </w:p>
+    <w:bookmarkEnd w:id="0"/>
     <w:p>
       <w:pPr>
         <w:spacing w:line="360" w:lineRule="auto"/>
@@ -746,6 +748,7 @@
           <w:szCs w:val="26"/>
         </w:rPr>
       </w:pPr>
+      <w:bookmarkStart w:id="1" w:name="_Hlk203038784"/>
       <w:r>
         <w:rPr>
           <w:rFonts w:ascii="Times New Roman" w:hAnsi="Times New Roman" w:cs="Times New Roman"/>
@@ -1046,6 +1049,7 @@
         <w:t>Part-of-Speech (POS) tagging: Xác định từ loại</w:t>
       </w:r>
     </w:p>
+    <w:bookmarkEnd w:id="1"/>
     <w:p>
       <w:pPr>
         <w:spacing w:line="360" w:lineRule="auto"/>
@@ -1496,6 +1500,7 @@
           <w:szCs w:val="26"/>
         </w:rPr>
       </w:pPr>
+      <w:bookmarkStart w:id="2" w:name="_Hlk203038830"/>
       <w:r>
         <w:rPr>
           <w:rFonts w:ascii="Times New Roman" w:hAnsi="Times New Roman" w:cs="Times New Roman"/>
@@ -3100,7 +3105,1853 @@
           <w:szCs w:val="26"/>
           <w14:ligatures w14:val="none"/>
         </w:rPr>
-        <w:t>Logistic Regression là 1 thuật toán phân loại được dùng để gán các đối tượng cho 1 tập hợp giá trị rời rạc (như 0, 1, 2, ...). Một ví dụ điển hình là phân loại Email, gồm có email công việc, email gia đình, email spam, ... Giao dịch trực tuyến có là an toàn hay không an toàn, khối u lành tính hay ác tình. Thuật toán trên dùng hàm sigmoid logistic để đưa ra đánh giá theo xác suất. Ví dụ: Khối u này 80% là lành tính, giao dịch này 90% là gian lận, ...</w:t>
+        <w:t xml:space="preserve">Logistic Regression </w:t>
+      </w:r>
+      <w:proofErr w:type="spellStart"/>
+      <w:r>
+        <w:rPr>
+          <w:rFonts w:ascii="Times New Roman" w:eastAsia="Times New Roman" w:hAnsi="Times New Roman" w:cs="Times New Roman"/>
+          <w:noProof w:val="0"/>
+          <w:color w:val="1B1B1B"/>
+          <w:kern w:val="0"/>
+          <w:sz w:val="26"/>
+          <w:szCs w:val="26"/>
+          <w14:ligatures w14:val="none"/>
+        </w:rPr>
+        <w:t>là</w:t>
+      </w:r>
+      <w:proofErr w:type="spellEnd"/>
+      <w:r>
+        <w:rPr>
+          <w:rFonts w:ascii="Times New Roman" w:eastAsia="Times New Roman" w:hAnsi="Times New Roman" w:cs="Times New Roman"/>
+          <w:noProof w:val="0"/>
+          <w:color w:val="1B1B1B"/>
+          <w:kern w:val="0"/>
+          <w:sz w:val="26"/>
+          <w:szCs w:val="26"/>
+          <w14:ligatures w14:val="none"/>
+        </w:rPr>
+        <w:t xml:space="preserve"> 1 </w:t>
+      </w:r>
+      <w:proofErr w:type="spellStart"/>
+      <w:r>
+        <w:rPr>
+          <w:rFonts w:ascii="Times New Roman" w:eastAsia="Times New Roman" w:hAnsi="Times New Roman" w:cs="Times New Roman"/>
+          <w:noProof w:val="0"/>
+          <w:color w:val="1B1B1B"/>
+          <w:kern w:val="0"/>
+          <w:sz w:val="26"/>
+          <w:szCs w:val="26"/>
+          <w14:ligatures w14:val="none"/>
+        </w:rPr>
+        <w:t>thuật</w:t>
+      </w:r>
+      <w:proofErr w:type="spellEnd"/>
+      <w:r>
+        <w:rPr>
+          <w:rFonts w:ascii="Times New Roman" w:eastAsia="Times New Roman" w:hAnsi="Times New Roman" w:cs="Times New Roman"/>
+          <w:noProof w:val="0"/>
+          <w:color w:val="1B1B1B"/>
+          <w:kern w:val="0"/>
+          <w:sz w:val="26"/>
+          <w:szCs w:val="26"/>
+          <w14:ligatures w14:val="none"/>
+        </w:rPr>
+        <w:t xml:space="preserve"> </w:t>
+      </w:r>
+      <w:proofErr w:type="spellStart"/>
+      <w:r>
+        <w:rPr>
+          <w:rFonts w:ascii="Times New Roman" w:eastAsia="Times New Roman" w:hAnsi="Times New Roman" w:cs="Times New Roman"/>
+          <w:noProof w:val="0"/>
+          <w:color w:val="1B1B1B"/>
+          <w:kern w:val="0"/>
+          <w:sz w:val="26"/>
+          <w:szCs w:val="26"/>
+          <w14:ligatures w14:val="none"/>
+        </w:rPr>
+        <w:t>toán</w:t>
+      </w:r>
+      <w:proofErr w:type="spellEnd"/>
+      <w:r>
+        <w:rPr>
+          <w:rFonts w:ascii="Times New Roman" w:eastAsia="Times New Roman" w:hAnsi="Times New Roman" w:cs="Times New Roman"/>
+          <w:noProof w:val="0"/>
+          <w:color w:val="1B1B1B"/>
+          <w:kern w:val="0"/>
+          <w:sz w:val="26"/>
+          <w:szCs w:val="26"/>
+          <w14:ligatures w14:val="none"/>
+        </w:rPr>
+        <w:t xml:space="preserve"> </w:t>
+      </w:r>
+      <w:proofErr w:type="spellStart"/>
+      <w:r>
+        <w:rPr>
+          <w:rFonts w:ascii="Times New Roman" w:eastAsia="Times New Roman" w:hAnsi="Times New Roman" w:cs="Times New Roman"/>
+          <w:noProof w:val="0"/>
+          <w:color w:val="1B1B1B"/>
+          <w:kern w:val="0"/>
+          <w:sz w:val="26"/>
+          <w:szCs w:val="26"/>
+          <w14:ligatures w14:val="none"/>
+        </w:rPr>
+        <w:t>phân</w:t>
+      </w:r>
+      <w:proofErr w:type="spellEnd"/>
+      <w:r>
+        <w:rPr>
+          <w:rFonts w:ascii="Times New Roman" w:eastAsia="Times New Roman" w:hAnsi="Times New Roman" w:cs="Times New Roman"/>
+          <w:noProof w:val="0"/>
+          <w:color w:val="1B1B1B"/>
+          <w:kern w:val="0"/>
+          <w:sz w:val="26"/>
+          <w:szCs w:val="26"/>
+          <w14:ligatures w14:val="none"/>
+        </w:rPr>
+        <w:t xml:space="preserve"> </w:t>
+      </w:r>
+      <w:proofErr w:type="spellStart"/>
+      <w:r>
+        <w:rPr>
+          <w:rFonts w:ascii="Times New Roman" w:eastAsia="Times New Roman" w:hAnsi="Times New Roman" w:cs="Times New Roman"/>
+          <w:noProof w:val="0"/>
+          <w:color w:val="1B1B1B"/>
+          <w:kern w:val="0"/>
+          <w:sz w:val="26"/>
+          <w:szCs w:val="26"/>
+          <w14:ligatures w14:val="none"/>
+        </w:rPr>
+        <w:t>loại</w:t>
+      </w:r>
+      <w:proofErr w:type="spellEnd"/>
+      <w:r>
+        <w:rPr>
+          <w:rFonts w:ascii="Times New Roman" w:eastAsia="Times New Roman" w:hAnsi="Times New Roman" w:cs="Times New Roman"/>
+          <w:noProof w:val="0"/>
+          <w:color w:val="1B1B1B"/>
+          <w:kern w:val="0"/>
+          <w:sz w:val="26"/>
+          <w:szCs w:val="26"/>
+          <w14:ligatures w14:val="none"/>
+        </w:rPr>
+        <w:t xml:space="preserve"> </w:t>
+      </w:r>
+      <w:proofErr w:type="spellStart"/>
+      <w:r>
+        <w:rPr>
+          <w:rFonts w:ascii="Times New Roman" w:eastAsia="Times New Roman" w:hAnsi="Times New Roman" w:cs="Times New Roman"/>
+          <w:noProof w:val="0"/>
+          <w:color w:val="1B1B1B"/>
+          <w:kern w:val="0"/>
+          <w:sz w:val="26"/>
+          <w:szCs w:val="26"/>
+          <w14:ligatures w14:val="none"/>
+        </w:rPr>
+        <w:t>được</w:t>
+      </w:r>
+      <w:proofErr w:type="spellEnd"/>
+      <w:r>
+        <w:rPr>
+          <w:rFonts w:ascii="Times New Roman" w:eastAsia="Times New Roman" w:hAnsi="Times New Roman" w:cs="Times New Roman"/>
+          <w:noProof w:val="0"/>
+          <w:color w:val="1B1B1B"/>
+          <w:kern w:val="0"/>
+          <w:sz w:val="26"/>
+          <w:szCs w:val="26"/>
+          <w14:ligatures w14:val="none"/>
+        </w:rPr>
+        <w:t xml:space="preserve"> </w:t>
+      </w:r>
+      <w:proofErr w:type="spellStart"/>
+      <w:r>
+        <w:rPr>
+          <w:rFonts w:ascii="Times New Roman" w:eastAsia="Times New Roman" w:hAnsi="Times New Roman" w:cs="Times New Roman"/>
+          <w:noProof w:val="0"/>
+          <w:color w:val="1B1B1B"/>
+          <w:kern w:val="0"/>
+          <w:sz w:val="26"/>
+          <w:szCs w:val="26"/>
+          <w14:ligatures w14:val="none"/>
+        </w:rPr>
+        <w:t>dùng</w:t>
+      </w:r>
+      <w:proofErr w:type="spellEnd"/>
+      <w:r>
+        <w:rPr>
+          <w:rFonts w:ascii="Times New Roman" w:eastAsia="Times New Roman" w:hAnsi="Times New Roman" w:cs="Times New Roman"/>
+          <w:noProof w:val="0"/>
+          <w:color w:val="1B1B1B"/>
+          <w:kern w:val="0"/>
+          <w:sz w:val="26"/>
+          <w:szCs w:val="26"/>
+          <w14:ligatures w14:val="none"/>
+        </w:rPr>
+        <w:t xml:space="preserve"> </w:t>
+      </w:r>
+      <w:proofErr w:type="spellStart"/>
+      <w:r>
+        <w:rPr>
+          <w:rFonts w:ascii="Times New Roman" w:eastAsia="Times New Roman" w:hAnsi="Times New Roman" w:cs="Times New Roman"/>
+          <w:noProof w:val="0"/>
+          <w:color w:val="1B1B1B"/>
+          <w:kern w:val="0"/>
+          <w:sz w:val="26"/>
+          <w:szCs w:val="26"/>
+          <w14:ligatures w14:val="none"/>
+        </w:rPr>
+        <w:t>để</w:t>
+      </w:r>
+      <w:proofErr w:type="spellEnd"/>
+      <w:r>
+        <w:rPr>
+          <w:rFonts w:ascii="Times New Roman" w:eastAsia="Times New Roman" w:hAnsi="Times New Roman" w:cs="Times New Roman"/>
+          <w:noProof w:val="0"/>
+          <w:color w:val="1B1B1B"/>
+          <w:kern w:val="0"/>
+          <w:sz w:val="26"/>
+          <w:szCs w:val="26"/>
+          <w14:ligatures w14:val="none"/>
+        </w:rPr>
+        <w:t xml:space="preserve"> </w:t>
+      </w:r>
+      <w:proofErr w:type="spellStart"/>
+      <w:r>
+        <w:rPr>
+          <w:rFonts w:ascii="Times New Roman" w:eastAsia="Times New Roman" w:hAnsi="Times New Roman" w:cs="Times New Roman"/>
+          <w:noProof w:val="0"/>
+          <w:color w:val="1B1B1B"/>
+          <w:kern w:val="0"/>
+          <w:sz w:val="26"/>
+          <w:szCs w:val="26"/>
+          <w14:ligatures w14:val="none"/>
+        </w:rPr>
+        <w:t>gán</w:t>
+      </w:r>
+      <w:proofErr w:type="spellEnd"/>
+      <w:r>
+        <w:rPr>
+          <w:rFonts w:ascii="Times New Roman" w:eastAsia="Times New Roman" w:hAnsi="Times New Roman" w:cs="Times New Roman"/>
+          <w:noProof w:val="0"/>
+          <w:color w:val="1B1B1B"/>
+          <w:kern w:val="0"/>
+          <w:sz w:val="26"/>
+          <w:szCs w:val="26"/>
+          <w14:ligatures w14:val="none"/>
+        </w:rPr>
+        <w:t xml:space="preserve"> </w:t>
+      </w:r>
+      <w:proofErr w:type="spellStart"/>
+      <w:r>
+        <w:rPr>
+          <w:rFonts w:ascii="Times New Roman" w:eastAsia="Times New Roman" w:hAnsi="Times New Roman" w:cs="Times New Roman"/>
+          <w:noProof w:val="0"/>
+          <w:color w:val="1B1B1B"/>
+          <w:kern w:val="0"/>
+          <w:sz w:val="26"/>
+          <w:szCs w:val="26"/>
+          <w14:ligatures w14:val="none"/>
+        </w:rPr>
+        <w:t>các</w:t>
+      </w:r>
+      <w:proofErr w:type="spellEnd"/>
+      <w:r>
+        <w:rPr>
+          <w:rFonts w:ascii="Times New Roman" w:eastAsia="Times New Roman" w:hAnsi="Times New Roman" w:cs="Times New Roman"/>
+          <w:noProof w:val="0"/>
+          <w:color w:val="1B1B1B"/>
+          <w:kern w:val="0"/>
+          <w:sz w:val="26"/>
+          <w:szCs w:val="26"/>
+          <w14:ligatures w14:val="none"/>
+        </w:rPr>
+        <w:t xml:space="preserve"> </w:t>
+      </w:r>
+      <w:proofErr w:type="spellStart"/>
+      <w:r>
+        <w:rPr>
+          <w:rFonts w:ascii="Times New Roman" w:eastAsia="Times New Roman" w:hAnsi="Times New Roman" w:cs="Times New Roman"/>
+          <w:noProof w:val="0"/>
+          <w:color w:val="1B1B1B"/>
+          <w:kern w:val="0"/>
+          <w:sz w:val="26"/>
+          <w:szCs w:val="26"/>
+          <w14:ligatures w14:val="none"/>
+        </w:rPr>
+        <w:t>đối</w:t>
+      </w:r>
+      <w:proofErr w:type="spellEnd"/>
+      <w:r>
+        <w:rPr>
+          <w:rFonts w:ascii="Times New Roman" w:eastAsia="Times New Roman" w:hAnsi="Times New Roman" w:cs="Times New Roman"/>
+          <w:noProof w:val="0"/>
+          <w:color w:val="1B1B1B"/>
+          <w:kern w:val="0"/>
+          <w:sz w:val="26"/>
+          <w:szCs w:val="26"/>
+          <w14:ligatures w14:val="none"/>
+        </w:rPr>
+        <w:t xml:space="preserve"> </w:t>
+      </w:r>
+      <w:proofErr w:type="spellStart"/>
+      <w:r>
+        <w:rPr>
+          <w:rFonts w:ascii="Times New Roman" w:eastAsia="Times New Roman" w:hAnsi="Times New Roman" w:cs="Times New Roman"/>
+          <w:noProof w:val="0"/>
+          <w:color w:val="1B1B1B"/>
+          <w:kern w:val="0"/>
+          <w:sz w:val="26"/>
+          <w:szCs w:val="26"/>
+          <w14:ligatures w14:val="none"/>
+        </w:rPr>
+        <w:t>tượng</w:t>
+      </w:r>
+      <w:proofErr w:type="spellEnd"/>
+      <w:r>
+        <w:rPr>
+          <w:rFonts w:ascii="Times New Roman" w:eastAsia="Times New Roman" w:hAnsi="Times New Roman" w:cs="Times New Roman"/>
+          <w:noProof w:val="0"/>
+          <w:color w:val="1B1B1B"/>
+          <w:kern w:val="0"/>
+          <w:sz w:val="26"/>
+          <w:szCs w:val="26"/>
+          <w14:ligatures w14:val="none"/>
+        </w:rPr>
+        <w:t xml:space="preserve"> </w:t>
+      </w:r>
+      <w:proofErr w:type="spellStart"/>
+      <w:r>
+        <w:rPr>
+          <w:rFonts w:ascii="Times New Roman" w:eastAsia="Times New Roman" w:hAnsi="Times New Roman" w:cs="Times New Roman"/>
+          <w:noProof w:val="0"/>
+          <w:color w:val="1B1B1B"/>
+          <w:kern w:val="0"/>
+          <w:sz w:val="26"/>
+          <w:szCs w:val="26"/>
+          <w14:ligatures w14:val="none"/>
+        </w:rPr>
+        <w:t>cho</w:t>
+      </w:r>
+      <w:proofErr w:type="spellEnd"/>
+      <w:r>
+        <w:rPr>
+          <w:rFonts w:ascii="Times New Roman" w:eastAsia="Times New Roman" w:hAnsi="Times New Roman" w:cs="Times New Roman"/>
+          <w:noProof w:val="0"/>
+          <w:color w:val="1B1B1B"/>
+          <w:kern w:val="0"/>
+          <w:sz w:val="26"/>
+          <w:szCs w:val="26"/>
+          <w14:ligatures w14:val="none"/>
+        </w:rPr>
+        <w:t xml:space="preserve"> 1 </w:t>
+      </w:r>
+      <w:proofErr w:type="spellStart"/>
+      <w:r>
+        <w:rPr>
+          <w:rFonts w:ascii="Times New Roman" w:eastAsia="Times New Roman" w:hAnsi="Times New Roman" w:cs="Times New Roman"/>
+          <w:noProof w:val="0"/>
+          <w:color w:val="1B1B1B"/>
+          <w:kern w:val="0"/>
+          <w:sz w:val="26"/>
+          <w:szCs w:val="26"/>
+          <w14:ligatures w14:val="none"/>
+        </w:rPr>
+        <w:t>tập</w:t>
+      </w:r>
+      <w:proofErr w:type="spellEnd"/>
+      <w:r>
+        <w:rPr>
+          <w:rFonts w:ascii="Times New Roman" w:eastAsia="Times New Roman" w:hAnsi="Times New Roman" w:cs="Times New Roman"/>
+          <w:noProof w:val="0"/>
+          <w:color w:val="1B1B1B"/>
+          <w:kern w:val="0"/>
+          <w:sz w:val="26"/>
+          <w:szCs w:val="26"/>
+          <w14:ligatures w14:val="none"/>
+        </w:rPr>
+        <w:t xml:space="preserve"> </w:t>
+      </w:r>
+      <w:proofErr w:type="spellStart"/>
+      <w:r>
+        <w:rPr>
+          <w:rFonts w:ascii="Times New Roman" w:eastAsia="Times New Roman" w:hAnsi="Times New Roman" w:cs="Times New Roman"/>
+          <w:noProof w:val="0"/>
+          <w:color w:val="1B1B1B"/>
+          <w:kern w:val="0"/>
+          <w:sz w:val="26"/>
+          <w:szCs w:val="26"/>
+          <w14:ligatures w14:val="none"/>
+        </w:rPr>
+        <w:t>hợp</w:t>
+      </w:r>
+      <w:proofErr w:type="spellEnd"/>
+      <w:r>
+        <w:rPr>
+          <w:rFonts w:ascii="Times New Roman" w:eastAsia="Times New Roman" w:hAnsi="Times New Roman" w:cs="Times New Roman"/>
+          <w:noProof w:val="0"/>
+          <w:color w:val="1B1B1B"/>
+          <w:kern w:val="0"/>
+          <w:sz w:val="26"/>
+          <w:szCs w:val="26"/>
+          <w14:ligatures w14:val="none"/>
+        </w:rPr>
+        <w:t xml:space="preserve"> </w:t>
+      </w:r>
+      <w:proofErr w:type="spellStart"/>
+      <w:r>
+        <w:rPr>
+          <w:rFonts w:ascii="Times New Roman" w:eastAsia="Times New Roman" w:hAnsi="Times New Roman" w:cs="Times New Roman"/>
+          <w:noProof w:val="0"/>
+          <w:color w:val="1B1B1B"/>
+          <w:kern w:val="0"/>
+          <w:sz w:val="26"/>
+          <w:szCs w:val="26"/>
+          <w14:ligatures w14:val="none"/>
+        </w:rPr>
+        <w:t>giá</w:t>
+      </w:r>
+      <w:proofErr w:type="spellEnd"/>
+      <w:r>
+        <w:rPr>
+          <w:rFonts w:ascii="Times New Roman" w:eastAsia="Times New Roman" w:hAnsi="Times New Roman" w:cs="Times New Roman"/>
+          <w:noProof w:val="0"/>
+          <w:color w:val="1B1B1B"/>
+          <w:kern w:val="0"/>
+          <w:sz w:val="26"/>
+          <w:szCs w:val="26"/>
+          <w14:ligatures w14:val="none"/>
+        </w:rPr>
+        <w:t xml:space="preserve"> </w:t>
+      </w:r>
+      <w:proofErr w:type="spellStart"/>
+      <w:r>
+        <w:rPr>
+          <w:rFonts w:ascii="Times New Roman" w:eastAsia="Times New Roman" w:hAnsi="Times New Roman" w:cs="Times New Roman"/>
+          <w:noProof w:val="0"/>
+          <w:color w:val="1B1B1B"/>
+          <w:kern w:val="0"/>
+          <w:sz w:val="26"/>
+          <w:szCs w:val="26"/>
+          <w14:ligatures w14:val="none"/>
+        </w:rPr>
+        <w:t>trị</w:t>
+      </w:r>
+      <w:proofErr w:type="spellEnd"/>
+      <w:r>
+        <w:rPr>
+          <w:rFonts w:ascii="Times New Roman" w:eastAsia="Times New Roman" w:hAnsi="Times New Roman" w:cs="Times New Roman"/>
+          <w:noProof w:val="0"/>
+          <w:color w:val="1B1B1B"/>
+          <w:kern w:val="0"/>
+          <w:sz w:val="26"/>
+          <w:szCs w:val="26"/>
+          <w14:ligatures w14:val="none"/>
+        </w:rPr>
+        <w:t xml:space="preserve"> </w:t>
+      </w:r>
+      <w:proofErr w:type="spellStart"/>
+      <w:r>
+        <w:rPr>
+          <w:rFonts w:ascii="Times New Roman" w:eastAsia="Times New Roman" w:hAnsi="Times New Roman" w:cs="Times New Roman"/>
+          <w:noProof w:val="0"/>
+          <w:color w:val="1B1B1B"/>
+          <w:kern w:val="0"/>
+          <w:sz w:val="26"/>
+          <w:szCs w:val="26"/>
+          <w14:ligatures w14:val="none"/>
+        </w:rPr>
+        <w:t>rời</w:t>
+      </w:r>
+      <w:proofErr w:type="spellEnd"/>
+      <w:r>
+        <w:rPr>
+          <w:rFonts w:ascii="Times New Roman" w:eastAsia="Times New Roman" w:hAnsi="Times New Roman" w:cs="Times New Roman"/>
+          <w:noProof w:val="0"/>
+          <w:color w:val="1B1B1B"/>
+          <w:kern w:val="0"/>
+          <w:sz w:val="26"/>
+          <w:szCs w:val="26"/>
+          <w14:ligatures w14:val="none"/>
+        </w:rPr>
+        <w:t xml:space="preserve"> </w:t>
+      </w:r>
+      <w:proofErr w:type="spellStart"/>
+      <w:r>
+        <w:rPr>
+          <w:rFonts w:ascii="Times New Roman" w:eastAsia="Times New Roman" w:hAnsi="Times New Roman" w:cs="Times New Roman"/>
+          <w:noProof w:val="0"/>
+          <w:color w:val="1B1B1B"/>
+          <w:kern w:val="0"/>
+          <w:sz w:val="26"/>
+          <w:szCs w:val="26"/>
+          <w14:ligatures w14:val="none"/>
+        </w:rPr>
+        <w:t>rạc</w:t>
+      </w:r>
+      <w:proofErr w:type="spellEnd"/>
+      <w:r>
+        <w:rPr>
+          <w:rFonts w:ascii="Times New Roman" w:eastAsia="Times New Roman" w:hAnsi="Times New Roman" w:cs="Times New Roman"/>
+          <w:noProof w:val="0"/>
+          <w:color w:val="1B1B1B"/>
+          <w:kern w:val="0"/>
+          <w:sz w:val="26"/>
+          <w:szCs w:val="26"/>
+          <w14:ligatures w14:val="none"/>
+        </w:rPr>
+        <w:t xml:space="preserve"> (</w:t>
+      </w:r>
+      <w:proofErr w:type="spellStart"/>
+      <w:r>
+        <w:rPr>
+          <w:rFonts w:ascii="Times New Roman" w:eastAsia="Times New Roman" w:hAnsi="Times New Roman" w:cs="Times New Roman"/>
+          <w:noProof w:val="0"/>
+          <w:color w:val="1B1B1B"/>
+          <w:kern w:val="0"/>
+          <w:sz w:val="26"/>
+          <w:szCs w:val="26"/>
+          <w14:ligatures w14:val="none"/>
+        </w:rPr>
+        <w:t>như</w:t>
+      </w:r>
+      <w:proofErr w:type="spellEnd"/>
+      <w:r>
+        <w:rPr>
+          <w:rFonts w:ascii="Times New Roman" w:eastAsia="Times New Roman" w:hAnsi="Times New Roman" w:cs="Times New Roman"/>
+          <w:noProof w:val="0"/>
+          <w:color w:val="1B1B1B"/>
+          <w:kern w:val="0"/>
+          <w:sz w:val="26"/>
+          <w:szCs w:val="26"/>
+          <w14:ligatures w14:val="none"/>
+        </w:rPr>
+        <w:t xml:space="preserve"> 0, 1, 2, ...). </w:t>
+      </w:r>
+      <w:proofErr w:type="spellStart"/>
+      <w:r>
+        <w:rPr>
+          <w:rFonts w:ascii="Times New Roman" w:eastAsia="Times New Roman" w:hAnsi="Times New Roman" w:cs="Times New Roman"/>
+          <w:noProof w:val="0"/>
+          <w:color w:val="1B1B1B"/>
+          <w:kern w:val="0"/>
+          <w:sz w:val="26"/>
+          <w:szCs w:val="26"/>
+          <w14:ligatures w14:val="none"/>
+        </w:rPr>
+        <w:t>Một</w:t>
+      </w:r>
+      <w:proofErr w:type="spellEnd"/>
+      <w:r>
+        <w:rPr>
+          <w:rFonts w:ascii="Times New Roman" w:eastAsia="Times New Roman" w:hAnsi="Times New Roman" w:cs="Times New Roman"/>
+          <w:noProof w:val="0"/>
+          <w:color w:val="1B1B1B"/>
+          <w:kern w:val="0"/>
+          <w:sz w:val="26"/>
+          <w:szCs w:val="26"/>
+          <w14:ligatures w14:val="none"/>
+        </w:rPr>
+        <w:t xml:space="preserve"> </w:t>
+      </w:r>
+      <w:proofErr w:type="spellStart"/>
+      <w:r>
+        <w:rPr>
+          <w:rFonts w:ascii="Times New Roman" w:eastAsia="Times New Roman" w:hAnsi="Times New Roman" w:cs="Times New Roman"/>
+          <w:noProof w:val="0"/>
+          <w:color w:val="1B1B1B"/>
+          <w:kern w:val="0"/>
+          <w:sz w:val="26"/>
+          <w:szCs w:val="26"/>
+          <w14:ligatures w14:val="none"/>
+        </w:rPr>
+        <w:t>ví</w:t>
+      </w:r>
+      <w:proofErr w:type="spellEnd"/>
+      <w:r>
+        <w:rPr>
+          <w:rFonts w:ascii="Times New Roman" w:eastAsia="Times New Roman" w:hAnsi="Times New Roman" w:cs="Times New Roman"/>
+          <w:noProof w:val="0"/>
+          <w:color w:val="1B1B1B"/>
+          <w:kern w:val="0"/>
+          <w:sz w:val="26"/>
+          <w:szCs w:val="26"/>
+          <w14:ligatures w14:val="none"/>
+        </w:rPr>
+        <w:t xml:space="preserve"> </w:t>
+      </w:r>
+      <w:proofErr w:type="spellStart"/>
+      <w:r>
+        <w:rPr>
+          <w:rFonts w:ascii="Times New Roman" w:eastAsia="Times New Roman" w:hAnsi="Times New Roman" w:cs="Times New Roman"/>
+          <w:noProof w:val="0"/>
+          <w:color w:val="1B1B1B"/>
+          <w:kern w:val="0"/>
+          <w:sz w:val="26"/>
+          <w:szCs w:val="26"/>
+          <w14:ligatures w14:val="none"/>
+        </w:rPr>
+        <w:t>dụ</w:t>
+      </w:r>
+      <w:proofErr w:type="spellEnd"/>
+      <w:r>
+        <w:rPr>
+          <w:rFonts w:ascii="Times New Roman" w:eastAsia="Times New Roman" w:hAnsi="Times New Roman" w:cs="Times New Roman"/>
+          <w:noProof w:val="0"/>
+          <w:color w:val="1B1B1B"/>
+          <w:kern w:val="0"/>
+          <w:sz w:val="26"/>
+          <w:szCs w:val="26"/>
+          <w14:ligatures w14:val="none"/>
+        </w:rPr>
+        <w:t xml:space="preserve"> </w:t>
+      </w:r>
+      <w:proofErr w:type="spellStart"/>
+      <w:r>
+        <w:rPr>
+          <w:rFonts w:ascii="Times New Roman" w:eastAsia="Times New Roman" w:hAnsi="Times New Roman" w:cs="Times New Roman"/>
+          <w:noProof w:val="0"/>
+          <w:color w:val="1B1B1B"/>
+          <w:kern w:val="0"/>
+          <w:sz w:val="26"/>
+          <w:szCs w:val="26"/>
+          <w14:ligatures w14:val="none"/>
+        </w:rPr>
+        <w:t>điển</w:t>
+      </w:r>
+      <w:proofErr w:type="spellEnd"/>
+      <w:r>
+        <w:rPr>
+          <w:rFonts w:ascii="Times New Roman" w:eastAsia="Times New Roman" w:hAnsi="Times New Roman" w:cs="Times New Roman"/>
+          <w:noProof w:val="0"/>
+          <w:color w:val="1B1B1B"/>
+          <w:kern w:val="0"/>
+          <w:sz w:val="26"/>
+          <w:szCs w:val="26"/>
+          <w14:ligatures w14:val="none"/>
+        </w:rPr>
+        <w:t xml:space="preserve"> </w:t>
+      </w:r>
+      <w:proofErr w:type="spellStart"/>
+      <w:r>
+        <w:rPr>
+          <w:rFonts w:ascii="Times New Roman" w:eastAsia="Times New Roman" w:hAnsi="Times New Roman" w:cs="Times New Roman"/>
+          <w:noProof w:val="0"/>
+          <w:color w:val="1B1B1B"/>
+          <w:kern w:val="0"/>
+          <w:sz w:val="26"/>
+          <w:szCs w:val="26"/>
+          <w14:ligatures w14:val="none"/>
+        </w:rPr>
+        <w:t>hình</w:t>
+      </w:r>
+      <w:proofErr w:type="spellEnd"/>
+      <w:r>
+        <w:rPr>
+          <w:rFonts w:ascii="Times New Roman" w:eastAsia="Times New Roman" w:hAnsi="Times New Roman" w:cs="Times New Roman"/>
+          <w:noProof w:val="0"/>
+          <w:color w:val="1B1B1B"/>
+          <w:kern w:val="0"/>
+          <w:sz w:val="26"/>
+          <w:szCs w:val="26"/>
+          <w14:ligatures w14:val="none"/>
+        </w:rPr>
+        <w:t xml:space="preserve"> </w:t>
+      </w:r>
+      <w:proofErr w:type="spellStart"/>
+      <w:r>
+        <w:rPr>
+          <w:rFonts w:ascii="Times New Roman" w:eastAsia="Times New Roman" w:hAnsi="Times New Roman" w:cs="Times New Roman"/>
+          <w:noProof w:val="0"/>
+          <w:color w:val="1B1B1B"/>
+          <w:kern w:val="0"/>
+          <w:sz w:val="26"/>
+          <w:szCs w:val="26"/>
+          <w14:ligatures w14:val="none"/>
+        </w:rPr>
+        <w:t>là</w:t>
+      </w:r>
+      <w:proofErr w:type="spellEnd"/>
+      <w:r>
+        <w:rPr>
+          <w:rFonts w:ascii="Times New Roman" w:eastAsia="Times New Roman" w:hAnsi="Times New Roman" w:cs="Times New Roman"/>
+          <w:noProof w:val="0"/>
+          <w:color w:val="1B1B1B"/>
+          <w:kern w:val="0"/>
+          <w:sz w:val="26"/>
+          <w:szCs w:val="26"/>
+          <w14:ligatures w14:val="none"/>
+        </w:rPr>
+        <w:t xml:space="preserve"> </w:t>
+      </w:r>
+      <w:proofErr w:type="spellStart"/>
+      <w:r>
+        <w:rPr>
+          <w:rFonts w:ascii="Times New Roman" w:eastAsia="Times New Roman" w:hAnsi="Times New Roman" w:cs="Times New Roman"/>
+          <w:noProof w:val="0"/>
+          <w:color w:val="1B1B1B"/>
+          <w:kern w:val="0"/>
+          <w:sz w:val="26"/>
+          <w:szCs w:val="26"/>
+          <w14:ligatures w14:val="none"/>
+        </w:rPr>
+        <w:t>phân</w:t>
+      </w:r>
+      <w:proofErr w:type="spellEnd"/>
+      <w:r>
+        <w:rPr>
+          <w:rFonts w:ascii="Times New Roman" w:eastAsia="Times New Roman" w:hAnsi="Times New Roman" w:cs="Times New Roman"/>
+          <w:noProof w:val="0"/>
+          <w:color w:val="1B1B1B"/>
+          <w:kern w:val="0"/>
+          <w:sz w:val="26"/>
+          <w:szCs w:val="26"/>
+          <w14:ligatures w14:val="none"/>
+        </w:rPr>
+        <w:t xml:space="preserve"> </w:t>
+      </w:r>
+      <w:proofErr w:type="spellStart"/>
+      <w:r>
+        <w:rPr>
+          <w:rFonts w:ascii="Times New Roman" w:eastAsia="Times New Roman" w:hAnsi="Times New Roman" w:cs="Times New Roman"/>
+          <w:noProof w:val="0"/>
+          <w:color w:val="1B1B1B"/>
+          <w:kern w:val="0"/>
+          <w:sz w:val="26"/>
+          <w:szCs w:val="26"/>
+          <w14:ligatures w14:val="none"/>
+        </w:rPr>
+        <w:t>loại</w:t>
+      </w:r>
+      <w:proofErr w:type="spellEnd"/>
+      <w:r>
+        <w:rPr>
+          <w:rFonts w:ascii="Times New Roman" w:eastAsia="Times New Roman" w:hAnsi="Times New Roman" w:cs="Times New Roman"/>
+          <w:noProof w:val="0"/>
+          <w:color w:val="1B1B1B"/>
+          <w:kern w:val="0"/>
+          <w:sz w:val="26"/>
+          <w:szCs w:val="26"/>
+          <w14:ligatures w14:val="none"/>
+        </w:rPr>
+        <w:t xml:space="preserve"> Email, </w:t>
+      </w:r>
+      <w:proofErr w:type="spellStart"/>
+      <w:r>
+        <w:rPr>
+          <w:rFonts w:ascii="Times New Roman" w:eastAsia="Times New Roman" w:hAnsi="Times New Roman" w:cs="Times New Roman"/>
+          <w:noProof w:val="0"/>
+          <w:color w:val="1B1B1B"/>
+          <w:kern w:val="0"/>
+          <w:sz w:val="26"/>
+          <w:szCs w:val="26"/>
+          <w14:ligatures w14:val="none"/>
+        </w:rPr>
+        <w:t>gồm</w:t>
+      </w:r>
+      <w:proofErr w:type="spellEnd"/>
+      <w:r>
+        <w:rPr>
+          <w:rFonts w:ascii="Times New Roman" w:eastAsia="Times New Roman" w:hAnsi="Times New Roman" w:cs="Times New Roman"/>
+          <w:noProof w:val="0"/>
+          <w:color w:val="1B1B1B"/>
+          <w:kern w:val="0"/>
+          <w:sz w:val="26"/>
+          <w:szCs w:val="26"/>
+          <w14:ligatures w14:val="none"/>
+        </w:rPr>
+        <w:t xml:space="preserve"> </w:t>
+      </w:r>
+      <w:proofErr w:type="spellStart"/>
+      <w:r>
+        <w:rPr>
+          <w:rFonts w:ascii="Times New Roman" w:eastAsia="Times New Roman" w:hAnsi="Times New Roman" w:cs="Times New Roman"/>
+          <w:noProof w:val="0"/>
+          <w:color w:val="1B1B1B"/>
+          <w:kern w:val="0"/>
+          <w:sz w:val="26"/>
+          <w:szCs w:val="26"/>
+          <w14:ligatures w14:val="none"/>
+        </w:rPr>
+        <w:t>có</w:t>
+      </w:r>
+      <w:proofErr w:type="spellEnd"/>
+      <w:r>
+        <w:rPr>
+          <w:rFonts w:ascii="Times New Roman" w:eastAsia="Times New Roman" w:hAnsi="Times New Roman" w:cs="Times New Roman"/>
+          <w:noProof w:val="0"/>
+          <w:color w:val="1B1B1B"/>
+          <w:kern w:val="0"/>
+          <w:sz w:val="26"/>
+          <w:szCs w:val="26"/>
+          <w14:ligatures w14:val="none"/>
+        </w:rPr>
+        <w:t xml:space="preserve"> email </w:t>
+      </w:r>
+      <w:proofErr w:type="spellStart"/>
+      <w:r>
+        <w:rPr>
+          <w:rFonts w:ascii="Times New Roman" w:eastAsia="Times New Roman" w:hAnsi="Times New Roman" w:cs="Times New Roman"/>
+          <w:noProof w:val="0"/>
+          <w:color w:val="1B1B1B"/>
+          <w:kern w:val="0"/>
+          <w:sz w:val="26"/>
+          <w:szCs w:val="26"/>
+          <w14:ligatures w14:val="none"/>
+        </w:rPr>
+        <w:t>công</w:t>
+      </w:r>
+      <w:proofErr w:type="spellEnd"/>
+      <w:r>
+        <w:rPr>
+          <w:rFonts w:ascii="Times New Roman" w:eastAsia="Times New Roman" w:hAnsi="Times New Roman" w:cs="Times New Roman"/>
+          <w:noProof w:val="0"/>
+          <w:color w:val="1B1B1B"/>
+          <w:kern w:val="0"/>
+          <w:sz w:val="26"/>
+          <w:szCs w:val="26"/>
+          <w14:ligatures w14:val="none"/>
+        </w:rPr>
+        <w:t xml:space="preserve"> </w:t>
+      </w:r>
+      <w:proofErr w:type="spellStart"/>
+      <w:r>
+        <w:rPr>
+          <w:rFonts w:ascii="Times New Roman" w:eastAsia="Times New Roman" w:hAnsi="Times New Roman" w:cs="Times New Roman"/>
+          <w:noProof w:val="0"/>
+          <w:color w:val="1B1B1B"/>
+          <w:kern w:val="0"/>
+          <w:sz w:val="26"/>
+          <w:szCs w:val="26"/>
+          <w14:ligatures w14:val="none"/>
+        </w:rPr>
+        <w:t>việc</w:t>
+      </w:r>
+      <w:proofErr w:type="spellEnd"/>
+      <w:r>
+        <w:rPr>
+          <w:rFonts w:ascii="Times New Roman" w:eastAsia="Times New Roman" w:hAnsi="Times New Roman" w:cs="Times New Roman"/>
+          <w:noProof w:val="0"/>
+          <w:color w:val="1B1B1B"/>
+          <w:kern w:val="0"/>
+          <w:sz w:val="26"/>
+          <w:szCs w:val="26"/>
+          <w14:ligatures w14:val="none"/>
+        </w:rPr>
+        <w:t xml:space="preserve">, email </w:t>
+      </w:r>
+      <w:proofErr w:type="spellStart"/>
+      <w:r>
+        <w:rPr>
+          <w:rFonts w:ascii="Times New Roman" w:eastAsia="Times New Roman" w:hAnsi="Times New Roman" w:cs="Times New Roman"/>
+          <w:noProof w:val="0"/>
+          <w:color w:val="1B1B1B"/>
+          <w:kern w:val="0"/>
+          <w:sz w:val="26"/>
+          <w:szCs w:val="26"/>
+          <w14:ligatures w14:val="none"/>
+        </w:rPr>
+        <w:t>gia</w:t>
+      </w:r>
+      <w:proofErr w:type="spellEnd"/>
+      <w:r>
+        <w:rPr>
+          <w:rFonts w:ascii="Times New Roman" w:eastAsia="Times New Roman" w:hAnsi="Times New Roman" w:cs="Times New Roman"/>
+          <w:noProof w:val="0"/>
+          <w:color w:val="1B1B1B"/>
+          <w:kern w:val="0"/>
+          <w:sz w:val="26"/>
+          <w:szCs w:val="26"/>
+          <w14:ligatures w14:val="none"/>
+        </w:rPr>
+        <w:t xml:space="preserve"> </w:t>
+      </w:r>
+      <w:proofErr w:type="spellStart"/>
+      <w:r>
+        <w:rPr>
+          <w:rFonts w:ascii="Times New Roman" w:eastAsia="Times New Roman" w:hAnsi="Times New Roman" w:cs="Times New Roman"/>
+          <w:noProof w:val="0"/>
+          <w:color w:val="1B1B1B"/>
+          <w:kern w:val="0"/>
+          <w:sz w:val="26"/>
+          <w:szCs w:val="26"/>
+          <w14:ligatures w14:val="none"/>
+        </w:rPr>
+        <w:t>đình</w:t>
+      </w:r>
+      <w:proofErr w:type="spellEnd"/>
+      <w:r>
+        <w:rPr>
+          <w:rFonts w:ascii="Times New Roman" w:eastAsia="Times New Roman" w:hAnsi="Times New Roman" w:cs="Times New Roman"/>
+          <w:noProof w:val="0"/>
+          <w:color w:val="1B1B1B"/>
+          <w:kern w:val="0"/>
+          <w:sz w:val="26"/>
+          <w:szCs w:val="26"/>
+          <w14:ligatures w14:val="none"/>
+        </w:rPr>
+        <w:t xml:space="preserve">, email spam, ... Giao </w:t>
+      </w:r>
+      <w:proofErr w:type="spellStart"/>
+      <w:r>
+        <w:rPr>
+          <w:rFonts w:ascii="Times New Roman" w:eastAsia="Times New Roman" w:hAnsi="Times New Roman" w:cs="Times New Roman"/>
+          <w:noProof w:val="0"/>
+          <w:color w:val="1B1B1B"/>
+          <w:kern w:val="0"/>
+          <w:sz w:val="26"/>
+          <w:szCs w:val="26"/>
+          <w14:ligatures w14:val="none"/>
+        </w:rPr>
+        <w:t>dịch</w:t>
+      </w:r>
+      <w:proofErr w:type="spellEnd"/>
+      <w:r>
+        <w:rPr>
+          <w:rFonts w:ascii="Times New Roman" w:eastAsia="Times New Roman" w:hAnsi="Times New Roman" w:cs="Times New Roman"/>
+          <w:noProof w:val="0"/>
+          <w:color w:val="1B1B1B"/>
+          <w:kern w:val="0"/>
+          <w:sz w:val="26"/>
+          <w:szCs w:val="26"/>
+          <w14:ligatures w14:val="none"/>
+        </w:rPr>
+        <w:t xml:space="preserve"> </w:t>
+      </w:r>
+      <w:proofErr w:type="spellStart"/>
+      <w:r>
+        <w:rPr>
+          <w:rFonts w:ascii="Times New Roman" w:eastAsia="Times New Roman" w:hAnsi="Times New Roman" w:cs="Times New Roman"/>
+          <w:noProof w:val="0"/>
+          <w:color w:val="1B1B1B"/>
+          <w:kern w:val="0"/>
+          <w:sz w:val="26"/>
+          <w:szCs w:val="26"/>
+          <w14:ligatures w14:val="none"/>
+        </w:rPr>
+        <w:t>trực</w:t>
+      </w:r>
+      <w:proofErr w:type="spellEnd"/>
+      <w:r>
+        <w:rPr>
+          <w:rFonts w:ascii="Times New Roman" w:eastAsia="Times New Roman" w:hAnsi="Times New Roman" w:cs="Times New Roman"/>
+          <w:noProof w:val="0"/>
+          <w:color w:val="1B1B1B"/>
+          <w:kern w:val="0"/>
+          <w:sz w:val="26"/>
+          <w:szCs w:val="26"/>
+          <w14:ligatures w14:val="none"/>
+        </w:rPr>
+        <w:t xml:space="preserve"> </w:t>
+      </w:r>
+      <w:proofErr w:type="spellStart"/>
+      <w:r>
+        <w:rPr>
+          <w:rFonts w:ascii="Times New Roman" w:eastAsia="Times New Roman" w:hAnsi="Times New Roman" w:cs="Times New Roman"/>
+          <w:noProof w:val="0"/>
+          <w:color w:val="1B1B1B"/>
+          <w:kern w:val="0"/>
+          <w:sz w:val="26"/>
+          <w:szCs w:val="26"/>
+          <w14:ligatures w14:val="none"/>
+        </w:rPr>
+        <w:t>tuyến</w:t>
+      </w:r>
+      <w:proofErr w:type="spellEnd"/>
+      <w:r>
+        <w:rPr>
+          <w:rFonts w:ascii="Times New Roman" w:eastAsia="Times New Roman" w:hAnsi="Times New Roman" w:cs="Times New Roman"/>
+          <w:noProof w:val="0"/>
+          <w:color w:val="1B1B1B"/>
+          <w:kern w:val="0"/>
+          <w:sz w:val="26"/>
+          <w:szCs w:val="26"/>
+          <w14:ligatures w14:val="none"/>
+        </w:rPr>
+        <w:t xml:space="preserve"> </w:t>
+      </w:r>
+      <w:proofErr w:type="spellStart"/>
+      <w:r>
+        <w:rPr>
+          <w:rFonts w:ascii="Times New Roman" w:eastAsia="Times New Roman" w:hAnsi="Times New Roman" w:cs="Times New Roman"/>
+          <w:noProof w:val="0"/>
+          <w:color w:val="1B1B1B"/>
+          <w:kern w:val="0"/>
+          <w:sz w:val="26"/>
+          <w:szCs w:val="26"/>
+          <w14:ligatures w14:val="none"/>
+        </w:rPr>
+        <w:t>có</w:t>
+      </w:r>
+      <w:proofErr w:type="spellEnd"/>
+      <w:r>
+        <w:rPr>
+          <w:rFonts w:ascii="Times New Roman" w:eastAsia="Times New Roman" w:hAnsi="Times New Roman" w:cs="Times New Roman"/>
+          <w:noProof w:val="0"/>
+          <w:color w:val="1B1B1B"/>
+          <w:kern w:val="0"/>
+          <w:sz w:val="26"/>
+          <w:szCs w:val="26"/>
+          <w14:ligatures w14:val="none"/>
+        </w:rPr>
+        <w:t xml:space="preserve"> </w:t>
+      </w:r>
+      <w:proofErr w:type="spellStart"/>
+      <w:r>
+        <w:rPr>
+          <w:rFonts w:ascii="Times New Roman" w:eastAsia="Times New Roman" w:hAnsi="Times New Roman" w:cs="Times New Roman"/>
+          <w:noProof w:val="0"/>
+          <w:color w:val="1B1B1B"/>
+          <w:kern w:val="0"/>
+          <w:sz w:val="26"/>
+          <w:szCs w:val="26"/>
+          <w14:ligatures w14:val="none"/>
+        </w:rPr>
+        <w:t>là</w:t>
+      </w:r>
+      <w:proofErr w:type="spellEnd"/>
+      <w:r>
+        <w:rPr>
+          <w:rFonts w:ascii="Times New Roman" w:eastAsia="Times New Roman" w:hAnsi="Times New Roman" w:cs="Times New Roman"/>
+          <w:noProof w:val="0"/>
+          <w:color w:val="1B1B1B"/>
+          <w:kern w:val="0"/>
+          <w:sz w:val="26"/>
+          <w:szCs w:val="26"/>
+          <w14:ligatures w14:val="none"/>
+        </w:rPr>
+        <w:t xml:space="preserve"> an </w:t>
+      </w:r>
+      <w:proofErr w:type="spellStart"/>
+      <w:r>
+        <w:rPr>
+          <w:rFonts w:ascii="Times New Roman" w:eastAsia="Times New Roman" w:hAnsi="Times New Roman" w:cs="Times New Roman"/>
+          <w:noProof w:val="0"/>
+          <w:color w:val="1B1B1B"/>
+          <w:kern w:val="0"/>
+          <w:sz w:val="26"/>
+          <w:szCs w:val="26"/>
+          <w14:ligatures w14:val="none"/>
+        </w:rPr>
+        <w:t>toàn</w:t>
+      </w:r>
+      <w:proofErr w:type="spellEnd"/>
+      <w:r>
+        <w:rPr>
+          <w:rFonts w:ascii="Times New Roman" w:eastAsia="Times New Roman" w:hAnsi="Times New Roman" w:cs="Times New Roman"/>
+          <w:noProof w:val="0"/>
+          <w:color w:val="1B1B1B"/>
+          <w:kern w:val="0"/>
+          <w:sz w:val="26"/>
+          <w:szCs w:val="26"/>
+          <w14:ligatures w14:val="none"/>
+        </w:rPr>
+        <w:t xml:space="preserve"> hay </w:t>
+      </w:r>
+      <w:proofErr w:type="spellStart"/>
+      <w:r>
+        <w:rPr>
+          <w:rFonts w:ascii="Times New Roman" w:eastAsia="Times New Roman" w:hAnsi="Times New Roman" w:cs="Times New Roman"/>
+          <w:noProof w:val="0"/>
+          <w:color w:val="1B1B1B"/>
+          <w:kern w:val="0"/>
+          <w:sz w:val="26"/>
+          <w:szCs w:val="26"/>
+          <w14:ligatures w14:val="none"/>
+        </w:rPr>
+        <w:t>không</w:t>
+      </w:r>
+      <w:proofErr w:type="spellEnd"/>
+      <w:r>
+        <w:rPr>
+          <w:rFonts w:ascii="Times New Roman" w:eastAsia="Times New Roman" w:hAnsi="Times New Roman" w:cs="Times New Roman"/>
+          <w:noProof w:val="0"/>
+          <w:color w:val="1B1B1B"/>
+          <w:kern w:val="0"/>
+          <w:sz w:val="26"/>
+          <w:szCs w:val="26"/>
+          <w14:ligatures w14:val="none"/>
+        </w:rPr>
+        <w:t xml:space="preserve"> an </w:t>
+      </w:r>
+      <w:proofErr w:type="spellStart"/>
+      <w:r>
+        <w:rPr>
+          <w:rFonts w:ascii="Times New Roman" w:eastAsia="Times New Roman" w:hAnsi="Times New Roman" w:cs="Times New Roman"/>
+          <w:noProof w:val="0"/>
+          <w:color w:val="1B1B1B"/>
+          <w:kern w:val="0"/>
+          <w:sz w:val="26"/>
+          <w:szCs w:val="26"/>
+          <w14:ligatures w14:val="none"/>
+        </w:rPr>
+        <w:t>toàn</w:t>
+      </w:r>
+      <w:proofErr w:type="spellEnd"/>
+      <w:r>
+        <w:rPr>
+          <w:rFonts w:ascii="Times New Roman" w:eastAsia="Times New Roman" w:hAnsi="Times New Roman" w:cs="Times New Roman"/>
+          <w:noProof w:val="0"/>
+          <w:color w:val="1B1B1B"/>
+          <w:kern w:val="0"/>
+          <w:sz w:val="26"/>
+          <w:szCs w:val="26"/>
+          <w14:ligatures w14:val="none"/>
+        </w:rPr>
+        <w:t xml:space="preserve">, </w:t>
+      </w:r>
+      <w:proofErr w:type="spellStart"/>
+      <w:r>
+        <w:rPr>
+          <w:rFonts w:ascii="Times New Roman" w:eastAsia="Times New Roman" w:hAnsi="Times New Roman" w:cs="Times New Roman"/>
+          <w:noProof w:val="0"/>
+          <w:color w:val="1B1B1B"/>
+          <w:kern w:val="0"/>
+          <w:sz w:val="26"/>
+          <w:szCs w:val="26"/>
+          <w14:ligatures w14:val="none"/>
+        </w:rPr>
+        <w:t>khối</w:t>
+      </w:r>
+      <w:proofErr w:type="spellEnd"/>
+      <w:r>
+        <w:rPr>
+          <w:rFonts w:ascii="Times New Roman" w:eastAsia="Times New Roman" w:hAnsi="Times New Roman" w:cs="Times New Roman"/>
+          <w:noProof w:val="0"/>
+          <w:color w:val="1B1B1B"/>
+          <w:kern w:val="0"/>
+          <w:sz w:val="26"/>
+          <w:szCs w:val="26"/>
+          <w14:ligatures w14:val="none"/>
+        </w:rPr>
+        <w:t xml:space="preserve"> u </w:t>
+      </w:r>
+      <w:proofErr w:type="spellStart"/>
+      <w:r>
+        <w:rPr>
+          <w:rFonts w:ascii="Times New Roman" w:eastAsia="Times New Roman" w:hAnsi="Times New Roman" w:cs="Times New Roman"/>
+          <w:noProof w:val="0"/>
+          <w:color w:val="1B1B1B"/>
+          <w:kern w:val="0"/>
+          <w:sz w:val="26"/>
+          <w:szCs w:val="26"/>
+          <w14:ligatures w14:val="none"/>
+        </w:rPr>
+        <w:t>lành</w:t>
+      </w:r>
+      <w:proofErr w:type="spellEnd"/>
+      <w:r>
+        <w:rPr>
+          <w:rFonts w:ascii="Times New Roman" w:eastAsia="Times New Roman" w:hAnsi="Times New Roman" w:cs="Times New Roman"/>
+          <w:noProof w:val="0"/>
+          <w:color w:val="1B1B1B"/>
+          <w:kern w:val="0"/>
+          <w:sz w:val="26"/>
+          <w:szCs w:val="26"/>
+          <w14:ligatures w14:val="none"/>
+        </w:rPr>
+        <w:t xml:space="preserve"> </w:t>
+      </w:r>
+      <w:proofErr w:type="spellStart"/>
+      <w:r>
+        <w:rPr>
+          <w:rFonts w:ascii="Times New Roman" w:eastAsia="Times New Roman" w:hAnsi="Times New Roman" w:cs="Times New Roman"/>
+          <w:noProof w:val="0"/>
+          <w:color w:val="1B1B1B"/>
+          <w:kern w:val="0"/>
+          <w:sz w:val="26"/>
+          <w:szCs w:val="26"/>
+          <w14:ligatures w14:val="none"/>
+        </w:rPr>
+        <w:t>tính</w:t>
+      </w:r>
+      <w:proofErr w:type="spellEnd"/>
+      <w:r>
+        <w:rPr>
+          <w:rFonts w:ascii="Times New Roman" w:eastAsia="Times New Roman" w:hAnsi="Times New Roman" w:cs="Times New Roman"/>
+          <w:noProof w:val="0"/>
+          <w:color w:val="1B1B1B"/>
+          <w:kern w:val="0"/>
+          <w:sz w:val="26"/>
+          <w:szCs w:val="26"/>
+          <w14:ligatures w14:val="none"/>
+        </w:rPr>
+        <w:t xml:space="preserve"> hay </w:t>
+      </w:r>
+      <w:proofErr w:type="spellStart"/>
+      <w:r>
+        <w:rPr>
+          <w:rFonts w:ascii="Times New Roman" w:eastAsia="Times New Roman" w:hAnsi="Times New Roman" w:cs="Times New Roman"/>
+          <w:noProof w:val="0"/>
+          <w:color w:val="1B1B1B"/>
+          <w:kern w:val="0"/>
+          <w:sz w:val="26"/>
+          <w:szCs w:val="26"/>
+          <w14:ligatures w14:val="none"/>
+        </w:rPr>
+        <w:t>ác</w:t>
+      </w:r>
+      <w:proofErr w:type="spellEnd"/>
+      <w:r>
+        <w:rPr>
+          <w:rFonts w:ascii="Times New Roman" w:eastAsia="Times New Roman" w:hAnsi="Times New Roman" w:cs="Times New Roman"/>
+          <w:noProof w:val="0"/>
+          <w:color w:val="1B1B1B"/>
+          <w:kern w:val="0"/>
+          <w:sz w:val="26"/>
+          <w:szCs w:val="26"/>
+          <w14:ligatures w14:val="none"/>
+        </w:rPr>
+        <w:t xml:space="preserve"> </w:t>
+      </w:r>
+      <w:proofErr w:type="spellStart"/>
+      <w:r>
+        <w:rPr>
+          <w:rFonts w:ascii="Times New Roman" w:eastAsia="Times New Roman" w:hAnsi="Times New Roman" w:cs="Times New Roman"/>
+          <w:noProof w:val="0"/>
+          <w:color w:val="1B1B1B"/>
+          <w:kern w:val="0"/>
+          <w:sz w:val="26"/>
+          <w:szCs w:val="26"/>
+          <w14:ligatures w14:val="none"/>
+        </w:rPr>
+        <w:t>tình</w:t>
+      </w:r>
+      <w:proofErr w:type="spellEnd"/>
+      <w:r>
+        <w:rPr>
+          <w:rFonts w:ascii="Times New Roman" w:eastAsia="Times New Roman" w:hAnsi="Times New Roman" w:cs="Times New Roman"/>
+          <w:noProof w:val="0"/>
+          <w:color w:val="1B1B1B"/>
+          <w:kern w:val="0"/>
+          <w:sz w:val="26"/>
+          <w:szCs w:val="26"/>
+          <w14:ligatures w14:val="none"/>
+        </w:rPr>
+        <w:t xml:space="preserve">. </w:t>
+      </w:r>
+      <w:proofErr w:type="spellStart"/>
+      <w:r>
+        <w:rPr>
+          <w:rFonts w:ascii="Times New Roman" w:eastAsia="Times New Roman" w:hAnsi="Times New Roman" w:cs="Times New Roman"/>
+          <w:noProof w:val="0"/>
+          <w:color w:val="1B1B1B"/>
+          <w:kern w:val="0"/>
+          <w:sz w:val="26"/>
+          <w:szCs w:val="26"/>
+          <w14:ligatures w14:val="none"/>
+        </w:rPr>
+        <w:t>Thuật</w:t>
+      </w:r>
+      <w:proofErr w:type="spellEnd"/>
+      <w:r>
+        <w:rPr>
+          <w:rFonts w:ascii="Times New Roman" w:eastAsia="Times New Roman" w:hAnsi="Times New Roman" w:cs="Times New Roman"/>
+          <w:noProof w:val="0"/>
+          <w:color w:val="1B1B1B"/>
+          <w:kern w:val="0"/>
+          <w:sz w:val="26"/>
+          <w:szCs w:val="26"/>
+          <w14:ligatures w14:val="none"/>
+        </w:rPr>
+        <w:t xml:space="preserve"> </w:t>
+      </w:r>
+      <w:proofErr w:type="spellStart"/>
+      <w:r>
+        <w:rPr>
+          <w:rFonts w:ascii="Times New Roman" w:eastAsia="Times New Roman" w:hAnsi="Times New Roman" w:cs="Times New Roman"/>
+          <w:noProof w:val="0"/>
+          <w:color w:val="1B1B1B"/>
+          <w:kern w:val="0"/>
+          <w:sz w:val="26"/>
+          <w:szCs w:val="26"/>
+          <w14:ligatures w14:val="none"/>
+        </w:rPr>
+        <w:t>toán</w:t>
+      </w:r>
+      <w:proofErr w:type="spellEnd"/>
+      <w:r>
+        <w:rPr>
+          <w:rFonts w:ascii="Times New Roman" w:eastAsia="Times New Roman" w:hAnsi="Times New Roman" w:cs="Times New Roman"/>
+          <w:noProof w:val="0"/>
+          <w:color w:val="1B1B1B"/>
+          <w:kern w:val="0"/>
+          <w:sz w:val="26"/>
+          <w:szCs w:val="26"/>
+          <w14:ligatures w14:val="none"/>
+        </w:rPr>
+        <w:t xml:space="preserve"> </w:t>
+      </w:r>
+      <w:proofErr w:type="spellStart"/>
+      <w:r>
+        <w:rPr>
+          <w:rFonts w:ascii="Times New Roman" w:eastAsia="Times New Roman" w:hAnsi="Times New Roman" w:cs="Times New Roman"/>
+          <w:noProof w:val="0"/>
+          <w:color w:val="1B1B1B"/>
+          <w:kern w:val="0"/>
+          <w:sz w:val="26"/>
+          <w:szCs w:val="26"/>
+          <w14:ligatures w14:val="none"/>
+        </w:rPr>
+        <w:t>trên</w:t>
+      </w:r>
+      <w:proofErr w:type="spellEnd"/>
+      <w:r>
+        <w:rPr>
+          <w:rFonts w:ascii="Times New Roman" w:eastAsia="Times New Roman" w:hAnsi="Times New Roman" w:cs="Times New Roman"/>
+          <w:noProof w:val="0"/>
+          <w:color w:val="1B1B1B"/>
+          <w:kern w:val="0"/>
+          <w:sz w:val="26"/>
+          <w:szCs w:val="26"/>
+          <w14:ligatures w14:val="none"/>
+        </w:rPr>
+        <w:t xml:space="preserve"> </w:t>
+      </w:r>
+      <w:proofErr w:type="spellStart"/>
+      <w:r>
+        <w:rPr>
+          <w:rFonts w:ascii="Times New Roman" w:eastAsia="Times New Roman" w:hAnsi="Times New Roman" w:cs="Times New Roman"/>
+          <w:noProof w:val="0"/>
+          <w:color w:val="1B1B1B"/>
+          <w:kern w:val="0"/>
+          <w:sz w:val="26"/>
+          <w:szCs w:val="26"/>
+          <w14:ligatures w14:val="none"/>
+        </w:rPr>
+        <w:t>dùng</w:t>
+      </w:r>
+      <w:proofErr w:type="spellEnd"/>
+      <w:r>
+        <w:rPr>
+          <w:rFonts w:ascii="Times New Roman" w:eastAsia="Times New Roman" w:hAnsi="Times New Roman" w:cs="Times New Roman"/>
+          <w:noProof w:val="0"/>
+          <w:color w:val="1B1B1B"/>
+          <w:kern w:val="0"/>
+          <w:sz w:val="26"/>
+          <w:szCs w:val="26"/>
+          <w14:ligatures w14:val="none"/>
+        </w:rPr>
+        <w:t xml:space="preserve"> </w:t>
+      </w:r>
+      <w:proofErr w:type="spellStart"/>
+      <w:r>
+        <w:rPr>
+          <w:rFonts w:ascii="Times New Roman" w:eastAsia="Times New Roman" w:hAnsi="Times New Roman" w:cs="Times New Roman"/>
+          <w:noProof w:val="0"/>
+          <w:color w:val="1B1B1B"/>
+          <w:kern w:val="0"/>
+          <w:sz w:val="26"/>
+          <w:szCs w:val="26"/>
+          <w14:ligatures w14:val="none"/>
+        </w:rPr>
+        <w:t>hàm</w:t>
+      </w:r>
+      <w:proofErr w:type="spellEnd"/>
+      <w:r>
+        <w:rPr>
+          <w:rFonts w:ascii="Times New Roman" w:eastAsia="Times New Roman" w:hAnsi="Times New Roman" w:cs="Times New Roman"/>
+          <w:noProof w:val="0"/>
+          <w:color w:val="1B1B1B"/>
+          <w:kern w:val="0"/>
+          <w:sz w:val="26"/>
+          <w:szCs w:val="26"/>
+          <w14:ligatures w14:val="none"/>
+        </w:rPr>
+        <w:t xml:space="preserve"> sigmoid logistic </w:t>
+      </w:r>
+      <w:proofErr w:type="spellStart"/>
+      <w:r>
+        <w:rPr>
+          <w:rFonts w:ascii="Times New Roman" w:eastAsia="Times New Roman" w:hAnsi="Times New Roman" w:cs="Times New Roman"/>
+          <w:noProof w:val="0"/>
+          <w:color w:val="1B1B1B"/>
+          <w:kern w:val="0"/>
+          <w:sz w:val="26"/>
+          <w:szCs w:val="26"/>
+          <w14:ligatures w14:val="none"/>
+        </w:rPr>
+        <w:t>để</w:t>
+      </w:r>
+      <w:proofErr w:type="spellEnd"/>
+      <w:r>
+        <w:rPr>
+          <w:rFonts w:ascii="Times New Roman" w:eastAsia="Times New Roman" w:hAnsi="Times New Roman" w:cs="Times New Roman"/>
+          <w:noProof w:val="0"/>
+          <w:color w:val="1B1B1B"/>
+          <w:kern w:val="0"/>
+          <w:sz w:val="26"/>
+          <w:szCs w:val="26"/>
+          <w14:ligatures w14:val="none"/>
+        </w:rPr>
+        <w:t xml:space="preserve"> </w:t>
+      </w:r>
+      <w:proofErr w:type="spellStart"/>
+      <w:r>
+        <w:rPr>
+          <w:rFonts w:ascii="Times New Roman" w:eastAsia="Times New Roman" w:hAnsi="Times New Roman" w:cs="Times New Roman"/>
+          <w:noProof w:val="0"/>
+          <w:color w:val="1B1B1B"/>
+          <w:kern w:val="0"/>
+          <w:sz w:val="26"/>
+          <w:szCs w:val="26"/>
+          <w14:ligatures w14:val="none"/>
+        </w:rPr>
+        <w:t>đưa</w:t>
+      </w:r>
+      <w:proofErr w:type="spellEnd"/>
+      <w:r>
+        <w:rPr>
+          <w:rFonts w:ascii="Times New Roman" w:eastAsia="Times New Roman" w:hAnsi="Times New Roman" w:cs="Times New Roman"/>
+          <w:noProof w:val="0"/>
+          <w:color w:val="1B1B1B"/>
+          <w:kern w:val="0"/>
+          <w:sz w:val="26"/>
+          <w:szCs w:val="26"/>
+          <w14:ligatures w14:val="none"/>
+        </w:rPr>
+        <w:t xml:space="preserve"> </w:t>
+      </w:r>
+      <w:proofErr w:type="spellStart"/>
+      <w:r>
+        <w:rPr>
+          <w:rFonts w:ascii="Times New Roman" w:eastAsia="Times New Roman" w:hAnsi="Times New Roman" w:cs="Times New Roman"/>
+          <w:noProof w:val="0"/>
+          <w:color w:val="1B1B1B"/>
+          <w:kern w:val="0"/>
+          <w:sz w:val="26"/>
+          <w:szCs w:val="26"/>
+          <w14:ligatures w14:val="none"/>
+        </w:rPr>
+        <w:t>ra</w:t>
+      </w:r>
+      <w:proofErr w:type="spellEnd"/>
+      <w:r>
+        <w:rPr>
+          <w:rFonts w:ascii="Times New Roman" w:eastAsia="Times New Roman" w:hAnsi="Times New Roman" w:cs="Times New Roman"/>
+          <w:noProof w:val="0"/>
+          <w:color w:val="1B1B1B"/>
+          <w:kern w:val="0"/>
+          <w:sz w:val="26"/>
+          <w:szCs w:val="26"/>
+          <w14:ligatures w14:val="none"/>
+        </w:rPr>
+        <w:t xml:space="preserve"> </w:t>
+      </w:r>
+      <w:proofErr w:type="spellStart"/>
+      <w:r>
+        <w:rPr>
+          <w:rFonts w:ascii="Times New Roman" w:eastAsia="Times New Roman" w:hAnsi="Times New Roman" w:cs="Times New Roman"/>
+          <w:noProof w:val="0"/>
+          <w:color w:val="1B1B1B"/>
+          <w:kern w:val="0"/>
+          <w:sz w:val="26"/>
+          <w:szCs w:val="26"/>
+          <w14:ligatures w14:val="none"/>
+        </w:rPr>
+        <w:t>đánh</w:t>
+      </w:r>
+      <w:proofErr w:type="spellEnd"/>
+      <w:r>
+        <w:rPr>
+          <w:rFonts w:ascii="Times New Roman" w:eastAsia="Times New Roman" w:hAnsi="Times New Roman" w:cs="Times New Roman"/>
+          <w:noProof w:val="0"/>
+          <w:color w:val="1B1B1B"/>
+          <w:kern w:val="0"/>
+          <w:sz w:val="26"/>
+          <w:szCs w:val="26"/>
+          <w14:ligatures w14:val="none"/>
+        </w:rPr>
+        <w:t xml:space="preserve"> </w:t>
+      </w:r>
+      <w:proofErr w:type="spellStart"/>
+      <w:r>
+        <w:rPr>
+          <w:rFonts w:ascii="Times New Roman" w:eastAsia="Times New Roman" w:hAnsi="Times New Roman" w:cs="Times New Roman"/>
+          <w:noProof w:val="0"/>
+          <w:color w:val="1B1B1B"/>
+          <w:kern w:val="0"/>
+          <w:sz w:val="26"/>
+          <w:szCs w:val="26"/>
+          <w14:ligatures w14:val="none"/>
+        </w:rPr>
+        <w:t>giá</w:t>
+      </w:r>
+      <w:proofErr w:type="spellEnd"/>
+      <w:r>
+        <w:rPr>
+          <w:rFonts w:ascii="Times New Roman" w:eastAsia="Times New Roman" w:hAnsi="Times New Roman" w:cs="Times New Roman"/>
+          <w:noProof w:val="0"/>
+          <w:color w:val="1B1B1B"/>
+          <w:kern w:val="0"/>
+          <w:sz w:val="26"/>
+          <w:szCs w:val="26"/>
+          <w14:ligatures w14:val="none"/>
+        </w:rPr>
+        <w:t xml:space="preserve"> </w:t>
+      </w:r>
+      <w:proofErr w:type="spellStart"/>
+      <w:r>
+        <w:rPr>
+          <w:rFonts w:ascii="Times New Roman" w:eastAsia="Times New Roman" w:hAnsi="Times New Roman" w:cs="Times New Roman"/>
+          <w:noProof w:val="0"/>
+          <w:color w:val="1B1B1B"/>
+          <w:kern w:val="0"/>
+          <w:sz w:val="26"/>
+          <w:szCs w:val="26"/>
+          <w14:ligatures w14:val="none"/>
+        </w:rPr>
+        <w:t>theo</w:t>
+      </w:r>
+      <w:proofErr w:type="spellEnd"/>
+      <w:r>
+        <w:rPr>
+          <w:rFonts w:ascii="Times New Roman" w:eastAsia="Times New Roman" w:hAnsi="Times New Roman" w:cs="Times New Roman"/>
+          <w:noProof w:val="0"/>
+          <w:color w:val="1B1B1B"/>
+          <w:kern w:val="0"/>
+          <w:sz w:val="26"/>
+          <w:szCs w:val="26"/>
+          <w14:ligatures w14:val="none"/>
+        </w:rPr>
+        <w:t xml:space="preserve"> </w:t>
+      </w:r>
+      <w:proofErr w:type="spellStart"/>
+      <w:r>
+        <w:rPr>
+          <w:rFonts w:ascii="Times New Roman" w:eastAsia="Times New Roman" w:hAnsi="Times New Roman" w:cs="Times New Roman"/>
+          <w:noProof w:val="0"/>
+          <w:color w:val="1B1B1B"/>
+          <w:kern w:val="0"/>
+          <w:sz w:val="26"/>
+          <w:szCs w:val="26"/>
+          <w14:ligatures w14:val="none"/>
+        </w:rPr>
+        <w:t>xác</w:t>
+      </w:r>
+      <w:proofErr w:type="spellEnd"/>
+      <w:r>
+        <w:rPr>
+          <w:rFonts w:ascii="Times New Roman" w:eastAsia="Times New Roman" w:hAnsi="Times New Roman" w:cs="Times New Roman"/>
+          <w:noProof w:val="0"/>
+          <w:color w:val="1B1B1B"/>
+          <w:kern w:val="0"/>
+          <w:sz w:val="26"/>
+          <w:szCs w:val="26"/>
+          <w14:ligatures w14:val="none"/>
+        </w:rPr>
+        <w:t xml:space="preserve"> </w:t>
+      </w:r>
+      <w:proofErr w:type="spellStart"/>
+      <w:r>
+        <w:rPr>
+          <w:rFonts w:ascii="Times New Roman" w:eastAsia="Times New Roman" w:hAnsi="Times New Roman" w:cs="Times New Roman"/>
+          <w:noProof w:val="0"/>
+          <w:color w:val="1B1B1B"/>
+          <w:kern w:val="0"/>
+          <w:sz w:val="26"/>
+          <w:szCs w:val="26"/>
+          <w14:ligatures w14:val="none"/>
+        </w:rPr>
+        <w:t>suất</w:t>
+      </w:r>
+      <w:proofErr w:type="spellEnd"/>
+      <w:r>
+        <w:rPr>
+          <w:rFonts w:ascii="Times New Roman" w:eastAsia="Times New Roman" w:hAnsi="Times New Roman" w:cs="Times New Roman"/>
+          <w:noProof w:val="0"/>
+          <w:color w:val="1B1B1B"/>
+          <w:kern w:val="0"/>
+          <w:sz w:val="26"/>
+          <w:szCs w:val="26"/>
+          <w14:ligatures w14:val="none"/>
+        </w:rPr>
+        <w:t xml:space="preserve">. </w:t>
+      </w:r>
+      <w:proofErr w:type="spellStart"/>
+      <w:r>
+        <w:rPr>
+          <w:rFonts w:ascii="Times New Roman" w:eastAsia="Times New Roman" w:hAnsi="Times New Roman" w:cs="Times New Roman"/>
+          <w:noProof w:val="0"/>
+          <w:color w:val="1B1B1B"/>
+          <w:kern w:val="0"/>
+          <w:sz w:val="26"/>
+          <w:szCs w:val="26"/>
+          <w14:ligatures w14:val="none"/>
+        </w:rPr>
+        <w:t>Ví</w:t>
+      </w:r>
+      <w:proofErr w:type="spellEnd"/>
+      <w:r>
+        <w:rPr>
+          <w:rFonts w:ascii="Times New Roman" w:eastAsia="Times New Roman" w:hAnsi="Times New Roman" w:cs="Times New Roman"/>
+          <w:noProof w:val="0"/>
+          <w:color w:val="1B1B1B"/>
+          <w:kern w:val="0"/>
+          <w:sz w:val="26"/>
+          <w:szCs w:val="26"/>
+          <w14:ligatures w14:val="none"/>
+        </w:rPr>
+        <w:t xml:space="preserve"> </w:t>
+      </w:r>
+      <w:proofErr w:type="spellStart"/>
+      <w:r>
+        <w:rPr>
+          <w:rFonts w:ascii="Times New Roman" w:eastAsia="Times New Roman" w:hAnsi="Times New Roman" w:cs="Times New Roman"/>
+          <w:noProof w:val="0"/>
+          <w:color w:val="1B1B1B"/>
+          <w:kern w:val="0"/>
+          <w:sz w:val="26"/>
+          <w:szCs w:val="26"/>
+          <w14:ligatures w14:val="none"/>
+        </w:rPr>
+        <w:t>dụ</w:t>
+      </w:r>
+      <w:proofErr w:type="spellEnd"/>
+      <w:r>
+        <w:rPr>
+          <w:rFonts w:ascii="Times New Roman" w:eastAsia="Times New Roman" w:hAnsi="Times New Roman" w:cs="Times New Roman"/>
+          <w:noProof w:val="0"/>
+          <w:color w:val="1B1B1B"/>
+          <w:kern w:val="0"/>
+          <w:sz w:val="26"/>
+          <w:szCs w:val="26"/>
+          <w14:ligatures w14:val="none"/>
+        </w:rPr>
+        <w:t xml:space="preserve">: </w:t>
+      </w:r>
+      <w:proofErr w:type="spellStart"/>
+      <w:r>
+        <w:rPr>
+          <w:rFonts w:ascii="Times New Roman" w:eastAsia="Times New Roman" w:hAnsi="Times New Roman" w:cs="Times New Roman"/>
+          <w:noProof w:val="0"/>
+          <w:color w:val="1B1B1B"/>
+          <w:kern w:val="0"/>
+          <w:sz w:val="26"/>
+          <w:szCs w:val="26"/>
+          <w14:ligatures w14:val="none"/>
+        </w:rPr>
+        <w:t>Khối</w:t>
+      </w:r>
+      <w:proofErr w:type="spellEnd"/>
+      <w:r>
+        <w:rPr>
+          <w:rFonts w:ascii="Times New Roman" w:eastAsia="Times New Roman" w:hAnsi="Times New Roman" w:cs="Times New Roman"/>
+          <w:noProof w:val="0"/>
+          <w:color w:val="1B1B1B"/>
+          <w:kern w:val="0"/>
+          <w:sz w:val="26"/>
+          <w:szCs w:val="26"/>
+          <w14:ligatures w14:val="none"/>
+        </w:rPr>
+        <w:t xml:space="preserve"> u này 80% </w:t>
+      </w:r>
+      <w:proofErr w:type="spellStart"/>
+      <w:r>
+        <w:rPr>
+          <w:rFonts w:ascii="Times New Roman" w:eastAsia="Times New Roman" w:hAnsi="Times New Roman" w:cs="Times New Roman"/>
+          <w:noProof w:val="0"/>
+          <w:color w:val="1B1B1B"/>
+          <w:kern w:val="0"/>
+          <w:sz w:val="26"/>
+          <w:szCs w:val="26"/>
+          <w14:ligatures w14:val="none"/>
+        </w:rPr>
+        <w:t>là</w:t>
+      </w:r>
+      <w:proofErr w:type="spellEnd"/>
+      <w:r>
+        <w:rPr>
+          <w:rFonts w:ascii="Times New Roman" w:eastAsia="Times New Roman" w:hAnsi="Times New Roman" w:cs="Times New Roman"/>
+          <w:noProof w:val="0"/>
+          <w:color w:val="1B1B1B"/>
+          <w:kern w:val="0"/>
+          <w:sz w:val="26"/>
+          <w:szCs w:val="26"/>
+          <w14:ligatures w14:val="none"/>
+        </w:rPr>
+        <w:t xml:space="preserve"> </w:t>
+      </w:r>
+      <w:proofErr w:type="spellStart"/>
+      <w:r>
+        <w:rPr>
+          <w:rFonts w:ascii="Times New Roman" w:eastAsia="Times New Roman" w:hAnsi="Times New Roman" w:cs="Times New Roman"/>
+          <w:noProof w:val="0"/>
+          <w:color w:val="1B1B1B"/>
+          <w:kern w:val="0"/>
+          <w:sz w:val="26"/>
+          <w:szCs w:val="26"/>
+          <w14:ligatures w14:val="none"/>
+        </w:rPr>
+        <w:t>lành</w:t>
+      </w:r>
+      <w:proofErr w:type="spellEnd"/>
+      <w:r>
+        <w:rPr>
+          <w:rFonts w:ascii="Times New Roman" w:eastAsia="Times New Roman" w:hAnsi="Times New Roman" w:cs="Times New Roman"/>
+          <w:noProof w:val="0"/>
+          <w:color w:val="1B1B1B"/>
+          <w:kern w:val="0"/>
+          <w:sz w:val="26"/>
+          <w:szCs w:val="26"/>
+          <w14:ligatures w14:val="none"/>
+        </w:rPr>
+        <w:t xml:space="preserve"> </w:t>
+      </w:r>
+      <w:proofErr w:type="spellStart"/>
+      <w:r>
+        <w:rPr>
+          <w:rFonts w:ascii="Times New Roman" w:eastAsia="Times New Roman" w:hAnsi="Times New Roman" w:cs="Times New Roman"/>
+          <w:noProof w:val="0"/>
+          <w:color w:val="1B1B1B"/>
+          <w:kern w:val="0"/>
+          <w:sz w:val="26"/>
+          <w:szCs w:val="26"/>
+          <w14:ligatures w14:val="none"/>
+        </w:rPr>
+        <w:t>tính</w:t>
+      </w:r>
+      <w:proofErr w:type="spellEnd"/>
+      <w:r>
+        <w:rPr>
+          <w:rFonts w:ascii="Times New Roman" w:eastAsia="Times New Roman" w:hAnsi="Times New Roman" w:cs="Times New Roman"/>
+          <w:noProof w:val="0"/>
+          <w:color w:val="1B1B1B"/>
+          <w:kern w:val="0"/>
+          <w:sz w:val="26"/>
+          <w:szCs w:val="26"/>
+          <w14:ligatures w14:val="none"/>
+        </w:rPr>
+        <w:t xml:space="preserve">, </w:t>
+      </w:r>
+      <w:proofErr w:type="spellStart"/>
+      <w:r>
+        <w:rPr>
+          <w:rFonts w:ascii="Times New Roman" w:eastAsia="Times New Roman" w:hAnsi="Times New Roman" w:cs="Times New Roman"/>
+          <w:noProof w:val="0"/>
+          <w:color w:val="1B1B1B"/>
+          <w:kern w:val="0"/>
+          <w:sz w:val="26"/>
+          <w:szCs w:val="26"/>
+          <w14:ligatures w14:val="none"/>
+        </w:rPr>
+        <w:t>giao</w:t>
+      </w:r>
+      <w:proofErr w:type="spellEnd"/>
+      <w:r>
+        <w:rPr>
+          <w:rFonts w:ascii="Times New Roman" w:eastAsia="Times New Roman" w:hAnsi="Times New Roman" w:cs="Times New Roman"/>
+          <w:noProof w:val="0"/>
+          <w:color w:val="1B1B1B"/>
+          <w:kern w:val="0"/>
+          <w:sz w:val="26"/>
+          <w:szCs w:val="26"/>
+          <w14:ligatures w14:val="none"/>
+        </w:rPr>
+        <w:t xml:space="preserve"> </w:t>
+      </w:r>
+      <w:proofErr w:type="spellStart"/>
+      <w:r>
+        <w:rPr>
+          <w:rFonts w:ascii="Times New Roman" w:eastAsia="Times New Roman" w:hAnsi="Times New Roman" w:cs="Times New Roman"/>
+          <w:noProof w:val="0"/>
+          <w:color w:val="1B1B1B"/>
+          <w:kern w:val="0"/>
+          <w:sz w:val="26"/>
+          <w:szCs w:val="26"/>
+          <w14:ligatures w14:val="none"/>
+        </w:rPr>
+        <w:t>dịch</w:t>
+      </w:r>
+      <w:proofErr w:type="spellEnd"/>
+      <w:r>
+        <w:rPr>
+          <w:rFonts w:ascii="Times New Roman" w:eastAsia="Times New Roman" w:hAnsi="Times New Roman" w:cs="Times New Roman"/>
+          <w:noProof w:val="0"/>
+          <w:color w:val="1B1B1B"/>
+          <w:kern w:val="0"/>
+          <w:sz w:val="26"/>
+          <w:szCs w:val="26"/>
+          <w14:ligatures w14:val="none"/>
+        </w:rPr>
+        <w:t xml:space="preserve"> này 90% </w:t>
+      </w:r>
+      <w:proofErr w:type="spellStart"/>
+      <w:r>
+        <w:rPr>
+          <w:rFonts w:ascii="Times New Roman" w:eastAsia="Times New Roman" w:hAnsi="Times New Roman" w:cs="Times New Roman"/>
+          <w:noProof w:val="0"/>
+          <w:color w:val="1B1B1B"/>
+          <w:kern w:val="0"/>
+          <w:sz w:val="26"/>
+          <w:szCs w:val="26"/>
+          <w14:ligatures w14:val="none"/>
+        </w:rPr>
+        <w:t>là</w:t>
+      </w:r>
+      <w:proofErr w:type="spellEnd"/>
+      <w:r>
+        <w:rPr>
+          <w:rFonts w:ascii="Times New Roman" w:eastAsia="Times New Roman" w:hAnsi="Times New Roman" w:cs="Times New Roman"/>
+          <w:noProof w:val="0"/>
+          <w:color w:val="1B1B1B"/>
+          <w:kern w:val="0"/>
+          <w:sz w:val="26"/>
+          <w:szCs w:val="26"/>
+          <w14:ligatures w14:val="none"/>
+        </w:rPr>
+        <w:t xml:space="preserve"> </w:t>
+      </w:r>
+      <w:proofErr w:type="spellStart"/>
+      <w:r>
+        <w:rPr>
+          <w:rFonts w:ascii="Times New Roman" w:eastAsia="Times New Roman" w:hAnsi="Times New Roman" w:cs="Times New Roman"/>
+          <w:noProof w:val="0"/>
+          <w:color w:val="1B1B1B"/>
+          <w:kern w:val="0"/>
+          <w:sz w:val="26"/>
+          <w:szCs w:val="26"/>
+          <w14:ligatures w14:val="none"/>
+        </w:rPr>
+        <w:t>gian</w:t>
+      </w:r>
+      <w:proofErr w:type="spellEnd"/>
+      <w:r>
+        <w:rPr>
+          <w:rFonts w:ascii="Times New Roman" w:eastAsia="Times New Roman" w:hAnsi="Times New Roman" w:cs="Times New Roman"/>
+          <w:noProof w:val="0"/>
+          <w:color w:val="1B1B1B"/>
+          <w:kern w:val="0"/>
+          <w:sz w:val="26"/>
+          <w:szCs w:val="26"/>
+          <w14:ligatures w14:val="none"/>
+        </w:rPr>
+        <w:t xml:space="preserve"> </w:t>
+      </w:r>
+      <w:proofErr w:type="spellStart"/>
+      <w:r>
+        <w:rPr>
+          <w:rFonts w:ascii="Times New Roman" w:eastAsia="Times New Roman" w:hAnsi="Times New Roman" w:cs="Times New Roman"/>
+          <w:noProof w:val="0"/>
+          <w:color w:val="1B1B1B"/>
+          <w:kern w:val="0"/>
+          <w:sz w:val="26"/>
+          <w:szCs w:val="26"/>
+          <w14:ligatures w14:val="none"/>
+        </w:rPr>
+        <w:t>lận</w:t>
+      </w:r>
+      <w:proofErr w:type="spellEnd"/>
+      <w:r>
+        <w:rPr>
+          <w:rFonts w:ascii="Times New Roman" w:eastAsia="Times New Roman" w:hAnsi="Times New Roman" w:cs="Times New Roman"/>
+          <w:noProof w:val="0"/>
+          <w:color w:val="1B1B1B"/>
+          <w:kern w:val="0"/>
+          <w:sz w:val="26"/>
+          <w:szCs w:val="26"/>
+          <w14:ligatures w14:val="none"/>
+        </w:rPr>
+        <w:t>, ...</w:t>
       </w:r>
     </w:p>
     <w:p>
@@ -8037,6 +9888,7 @@
         </m:oMath>
       </m:oMathPara>
     </w:p>
+    <w:bookmarkEnd w:id="2"/>
     <w:p>
       <w:pPr>
         <w:spacing w:line="360" w:lineRule="auto"/>
@@ -24276,7 +26128,7 @@
 <w:numbering xmlns:wpc="http://schemas.microsoft.com/office/word/2010/wordprocessingCanvas" xmlns:cx="http://schemas.microsoft.com/office/drawing/2014/chartex" xmlns:cx1="http://schemas.microsoft.com/office/drawing/2015/9/8/chartex" xmlns:cx2="http://schemas.microsoft.com/office/drawing/2015/10/21/chartex" xmlns:cx3="http://schemas.microsoft.com/office/drawing/2016/5/9/chartex" xmlns:cx4="http://schemas.microsoft.com/office/drawing/2016/5/10/chartex" xmlns:cx5="http://schemas.microsoft.com/office/drawing/2016/5/11/chartex" xmlns:cx6="http://schemas.microsoft.com/office/drawing/2016/5/12/chartex" xmlns:cx7="http://schemas.microsoft.com/office/drawing/2016/5/13/chartex" xmlns:cx8="http://schemas.microsoft.com/office/drawing/2016/5/14/chartex" xmlns:mc="http://schemas.openxmlformats.org/markup-compatibility/2006" xmlns:aink="http://schemas.microsoft.com/office/drawing/2016/ink" xmlns:am3d="http://schemas.microsoft.com/office/drawing/2017/model3d" xmlns:o="urn:schemas-microsoft-com:office:office" xmlns:oel="http://schemas.microsoft.com/office/2019/extlst" xmlns:r="http://schemas.openxmlformats.org/officeDocument/2006/relationships" xmlns:m="http://schemas.openxmlformats.org/officeDocument/2006/math" xmlns:v="urn:schemas-microsoft-com:vml" xmlns:wp14="http://schemas.microsoft.com/office/word/2010/wordprocessingDrawing" xmlns:wp="http://schemas.openxmlformats.org/drawingml/2006/wordprocessingDrawing" xmlns:w10="urn:schemas-microsoft-com:office:word" xmlns:w="http://schemas.openxmlformats.org/wordprocessingml/2006/main" xmlns:w14="http://schemas.microsoft.com/office/word/2010/wordml" xmlns:w15="http://schemas.microsoft.com/office/word/2012/wordml" xmlns:w16cex="http://schemas.microsoft.com/office/word/2018/wordml/cex" xmlns:w16cid="http://schemas.microsoft.com/office/word/2016/wordml/cid" xmlns:w16="http://schemas.microsoft.com/office/word/2018/wordml" xmlns:w16du="http://schemas.microsoft.com/office/word/2023/wordml/word16du" xmlns:w16sdtdh="http://schemas.microsoft.com/office/word/2020/wordml/sdtdatahash" xmlns:w16sdtfl="http://schemas.microsoft.com/office/word/2024/wordml/sdtformatlock" xmlns:w16se="http://schemas.microsoft.com/office/word/2015/wordml/symex" xmlns:wpg="http://schemas.microsoft.com/office/word/2010/wordprocessingGroup" xmlns:wpi="http://schemas.microsoft.com/office/word/2010/wordprocessingInk" xmlns:wne="http://schemas.microsoft.com/office/word/2006/wordml" xmlns:wps="http://schemas.microsoft.com/office/word/2010/wordprocessingShape" mc:Ignorable="w14 w15 w16se w16cid w16 w16cex w16sdtdh w16sdtfl w16du wp14">
   <w:numPicBullet w:numPicBulletId="0">
     <w:pict>
-      <v:rect id="_x0000_i1041" style="width:0;height:.75pt" o:hralign="center" o:bullet="t" o:hrstd="t" o:hrnoshade="t" o:hr="t" fillcolor="#f8faff" stroked="f"/>
+      <v:rect id="_x0000_i1027" style="width:0;height:.75pt" o:hralign="center" o:bullet="t" o:hrstd="t" o:hrnoshade="t" o:hr="t" fillcolor="#f8faff" stroked="f"/>
     </w:pict>
   </w:numPicBullet>
   <w:abstractNum w:abstractNumId="0" w15:restartNumberingAfterBreak="0">
@@ -39151,6 +41003,7 @@
   <w:style w:type="character" w:default="1" w:styleId="DefaultParagraphFont">
     <w:name w:val="Default Paragraph Font"/>
     <w:uiPriority w:val="1"/>
+    <w:semiHidden/>
     <w:unhideWhenUsed/>
   </w:style>
   <w:style w:type="table" w:default="1" w:styleId="TableNormal">
